--- a/materialien/Akte7_Generalprobe/5_Erwartungshorizonte/DD_A7_Nachschreibklausur_gA_Erwartungshorizont.docx
+++ b/materialien/Akte7_Generalprobe/5_Erwartungshorizonte/DD_A7_Nachschreibklausur_gA_Erwartungshorizont.docx
@@ -2873,6 +2873,1657 @@
       <w:r>
         <w:t xml:space="preserve"> 45 BE · AFB I 12 BE (27 %) · II 24 BE (53 %) · III 9 BE (20 %).</w:t>
       </w:r>
+    </w:p>
+    <w:p>
+      <w:pPr>
+        <w:pStyle w:val="Heading2"/>
+      </w:pPr>
+      <w:r>
+        <w:t>Bewertungsschlüssel</w:t>
+      </w:r>
+    </w:p>
+    <w:p>
+      <w:pPr/>
+      <w:r>
+        <w:t>Notenpunkte nach dem in der gymnasialen Oberstufe in Niedersachsen üblichen Schlüssel (wie im Abitur): 5 Punkte ab 45 %, 1 Punkt ab 20 % der Bewertungseinheiten; BE-Grenzen auf ganze BE aufgerundet. Abweichende Beschlüsse der Fachkonferenz gehen vor.</w:t>
+      </w:r>
+    </w:p>
+    <w:tbl>
+      <w:tblPr>
+        <w:tblStyle w:val="Datentabelle"/>
+        <w:jc w:val="left"/>
+        <w:tblLayout w:type="fixed"/>
+        <w:tblLook w:firstColumn="1" w:firstRow="1" w:lastColumn="0" w:lastRow="0" w:noHBand="0" w:noVBand="1" w:val="04A0"/>
+        <w:tblW w:w="5159" w:type="dxa"/>
+      </w:tblPr>
+      <w:tblGrid>
+        <w:gridCol w:w="1474"/>
+        <w:gridCol w:w="850"/>
+        <w:gridCol w:w="1360"/>
+        <w:gridCol w:w="1474"/>
+      </w:tblGrid>
+      <w:tr>
+        <w:trPr>
+          <w:tblHeader/>
+        </w:trPr>
+        <w:tc>
+          <w:tcPr>
+            <w:tcW w:type="dxa" w:w="1474"/>
+            <w:shd w:val="clear" w:color="auto" w:fill="EBE2D2"/>
+            <w:tcBorders>
+              <w:top w:val="single" w:sz="4" w:space="0" w:color="D8CCB6"/>
+              <w:left w:val="single" w:sz="4" w:space="0" w:color="D8CCB6"/>
+              <w:bottom w:val="single" w:sz="4" w:space="0" w:color="D8CCB6"/>
+              <w:right w:val="single" w:sz="4" w:space="0" w:color="D8CCB6"/>
+            </w:tcBorders>
+          </w:tcPr>
+          <w:p>
+            <w:pPr>
+              <w:pStyle w:val="DDTabellentext"/>
+              <w:jc w:val="center"/>
+            </w:pPr>
+            <w:r>
+              <w:rPr>
+                <w:rFonts w:ascii="IBM Plex Mono" w:hAnsi="IBM Plex Mono" w:eastAsia="IBM Plex Mono" w:cs="IBM Plex Mono"/>
+                <w:b/>
+                <w:color w:val="1C2B3A"/>
+                <w:sz w:val="16"/>
+              </w:rPr>
+              <w:t>Notenpunkte</w:t>
+            </w:r>
+          </w:p>
+        </w:tc>
+        <w:tc>
+          <w:tcPr>
+            <w:tcW w:type="dxa" w:w="850"/>
+            <w:shd w:val="clear" w:color="auto" w:fill="EBE2D2"/>
+            <w:tcBorders>
+              <w:top w:val="single" w:sz="4" w:space="0" w:color="D8CCB6"/>
+              <w:left w:val="single" w:sz="4" w:space="0" w:color="D8CCB6"/>
+              <w:bottom w:val="single" w:sz="4" w:space="0" w:color="D8CCB6"/>
+              <w:right w:val="single" w:sz="4" w:space="0" w:color="D8CCB6"/>
+            </w:tcBorders>
+          </w:tcPr>
+          <w:p>
+            <w:pPr>
+              <w:pStyle w:val="DDTabellentext"/>
+              <w:jc w:val="center"/>
+            </w:pPr>
+            <w:r>
+              <w:rPr>
+                <w:rFonts w:ascii="IBM Plex Mono" w:hAnsi="IBM Plex Mono" w:eastAsia="IBM Plex Mono" w:cs="IBM Plex Mono"/>
+                <w:b/>
+                <w:color w:val="1C2B3A"/>
+                <w:sz w:val="16"/>
+              </w:rPr>
+              <w:t>Note</w:t>
+            </w:r>
+          </w:p>
+        </w:tc>
+        <w:tc>
+          <w:tcPr>
+            <w:tcW w:type="dxa" w:w="1361"/>
+            <w:shd w:val="clear" w:color="auto" w:fill="EBE2D2"/>
+            <w:tcBorders>
+              <w:top w:val="single" w:sz="4" w:space="0" w:color="D8CCB6"/>
+              <w:left w:val="single" w:sz="4" w:space="0" w:color="D8CCB6"/>
+              <w:bottom w:val="single" w:sz="4" w:space="0" w:color="D8CCB6"/>
+              <w:right w:val="single" w:sz="4" w:space="0" w:color="D8CCB6"/>
+            </w:tcBorders>
+          </w:tcPr>
+          <w:p>
+            <w:pPr>
+              <w:pStyle w:val="DDTabellentext"/>
+              <w:jc w:val="center"/>
+            </w:pPr>
+            <w:r>
+              <w:rPr>
+                <w:rFonts w:ascii="IBM Plex Mono" w:hAnsi="IBM Plex Mono" w:eastAsia="IBM Plex Mono" w:cs="IBM Plex Mono"/>
+                <w:b/>
+                <w:color w:val="1C2B3A"/>
+                <w:sz w:val="16"/>
+              </w:rPr>
+              <w:t>ab Anteil</w:t>
+            </w:r>
+          </w:p>
+        </w:tc>
+        <w:tc>
+          <w:tcPr>
+            <w:tcW w:type="dxa" w:w="1474"/>
+            <w:shd w:val="clear" w:color="auto" w:fill="EBE2D2"/>
+            <w:tcBorders>
+              <w:top w:val="single" w:sz="4" w:space="0" w:color="D8CCB6"/>
+              <w:left w:val="single" w:sz="4" w:space="0" w:color="D8CCB6"/>
+              <w:bottom w:val="single" w:sz="4" w:space="0" w:color="D8CCB6"/>
+              <w:right w:val="single" w:sz="4" w:space="0" w:color="D8CCB6"/>
+            </w:tcBorders>
+          </w:tcPr>
+          <w:p>
+            <w:pPr>
+              <w:pStyle w:val="DDTabellentext"/>
+              <w:jc w:val="center"/>
+            </w:pPr>
+            <w:r>
+              <w:rPr>
+                <w:rFonts w:ascii="IBM Plex Mono" w:hAnsi="IBM Plex Mono" w:eastAsia="IBM Plex Mono" w:cs="IBM Plex Mono"/>
+                <w:b/>
+                <w:color w:val="1C2B3A"/>
+                <w:sz w:val="16"/>
+              </w:rPr>
+              <w:t>BE (von 45)</w:t>
+            </w:r>
+          </w:p>
+        </w:tc>
+      </w:tr>
+      <w:tr>
+        <w:tc>
+          <w:tcPr>
+            <w:tcW w:type="dxa" w:w="1474"/>
+            <w:tcBorders>
+              <w:top w:val="single" w:sz="4" w:space="0" w:color="D8CCB6"/>
+              <w:left w:val="single" w:sz="4" w:space="0" w:color="D8CCB6"/>
+              <w:bottom w:val="single" w:sz="4" w:space="0" w:color="D8CCB6"/>
+              <w:right w:val="single" w:sz="4" w:space="0" w:color="D8CCB6"/>
+            </w:tcBorders>
+          </w:tcPr>
+          <w:p>
+            <w:pPr>
+              <w:pStyle w:val="DDTabellentext"/>
+              <w:jc w:val="center"/>
+            </w:pPr>
+            <w:r>
+              <w:rPr>
+                <w:sz w:val="17"/>
+              </w:rPr>
+              <w:t>15</w:t>
+            </w:r>
+          </w:p>
+        </w:tc>
+        <w:tc>
+          <w:tcPr>
+            <w:tcW w:type="dxa" w:w="850"/>
+            <w:tcBorders>
+              <w:top w:val="single" w:sz="4" w:space="0" w:color="D8CCB6"/>
+              <w:left w:val="single" w:sz="4" w:space="0" w:color="D8CCB6"/>
+              <w:bottom w:val="single" w:sz="4" w:space="0" w:color="D8CCB6"/>
+              <w:right w:val="single" w:sz="4" w:space="0" w:color="D8CCB6"/>
+            </w:tcBorders>
+          </w:tcPr>
+          <w:p>
+            <w:pPr>
+              <w:pStyle w:val="DDTabellentext"/>
+              <w:jc w:val="center"/>
+            </w:pPr>
+            <w:r>
+              <w:rPr>
+                <w:sz w:val="17"/>
+              </w:rPr>
+              <w:t>1+</w:t>
+            </w:r>
+          </w:p>
+        </w:tc>
+        <w:tc>
+          <w:tcPr>
+            <w:tcW w:type="dxa" w:w="1361"/>
+            <w:tcBorders>
+              <w:top w:val="single" w:sz="4" w:space="0" w:color="D8CCB6"/>
+              <w:left w:val="single" w:sz="4" w:space="0" w:color="D8CCB6"/>
+              <w:bottom w:val="single" w:sz="4" w:space="0" w:color="D8CCB6"/>
+              <w:right w:val="single" w:sz="4" w:space="0" w:color="D8CCB6"/>
+            </w:tcBorders>
+          </w:tcPr>
+          <w:p>
+            <w:pPr>
+              <w:pStyle w:val="DDTabellentext"/>
+              <w:jc w:val="center"/>
+            </w:pPr>
+            <w:r>
+              <w:rPr>
+                <w:sz w:val="17"/>
+              </w:rPr>
+              <w:t>95 %</w:t>
+            </w:r>
+          </w:p>
+        </w:tc>
+        <w:tc>
+          <w:tcPr>
+            <w:tcW w:type="dxa" w:w="1474"/>
+            <w:tcBorders>
+              <w:top w:val="single" w:sz="4" w:space="0" w:color="D8CCB6"/>
+              <w:left w:val="single" w:sz="4" w:space="0" w:color="D8CCB6"/>
+              <w:bottom w:val="single" w:sz="4" w:space="0" w:color="D8CCB6"/>
+              <w:right w:val="single" w:sz="4" w:space="0" w:color="D8CCB6"/>
+            </w:tcBorders>
+          </w:tcPr>
+          <w:p>
+            <w:pPr>
+              <w:pStyle w:val="DDTabellentext"/>
+              <w:jc w:val="center"/>
+            </w:pPr>
+            <w:r>
+              <w:rPr>
+                <w:sz w:val="17"/>
+              </w:rPr>
+              <w:t>43–45</w:t>
+            </w:r>
+          </w:p>
+        </w:tc>
+      </w:tr>
+      <w:tr>
+        <w:tc>
+          <w:tcPr>
+            <w:tcW w:type="dxa" w:w="1474"/>
+            <w:tcBorders>
+              <w:top w:val="single" w:sz="4" w:space="0" w:color="D8CCB6"/>
+              <w:left w:val="single" w:sz="4" w:space="0" w:color="D8CCB6"/>
+              <w:bottom w:val="single" w:sz="4" w:space="0" w:color="D8CCB6"/>
+              <w:right w:val="single" w:sz="4" w:space="0" w:color="D8CCB6"/>
+            </w:tcBorders>
+          </w:tcPr>
+          <w:p>
+            <w:pPr>
+              <w:pStyle w:val="DDTabellentext"/>
+              <w:jc w:val="center"/>
+            </w:pPr>
+            <w:r>
+              <w:rPr>
+                <w:sz w:val="17"/>
+              </w:rPr>
+              <w:t>14</w:t>
+            </w:r>
+          </w:p>
+        </w:tc>
+        <w:tc>
+          <w:tcPr>
+            <w:tcW w:type="dxa" w:w="850"/>
+            <w:tcBorders>
+              <w:top w:val="single" w:sz="4" w:space="0" w:color="D8CCB6"/>
+              <w:left w:val="single" w:sz="4" w:space="0" w:color="D8CCB6"/>
+              <w:bottom w:val="single" w:sz="4" w:space="0" w:color="D8CCB6"/>
+              <w:right w:val="single" w:sz="4" w:space="0" w:color="D8CCB6"/>
+            </w:tcBorders>
+          </w:tcPr>
+          <w:p>
+            <w:pPr>
+              <w:pStyle w:val="DDTabellentext"/>
+              <w:jc w:val="center"/>
+            </w:pPr>
+            <w:r>
+              <w:rPr>
+                <w:sz w:val="17"/>
+              </w:rPr>
+              <w:t>1</w:t>
+            </w:r>
+          </w:p>
+        </w:tc>
+        <w:tc>
+          <w:tcPr>
+            <w:tcW w:type="dxa" w:w="1361"/>
+            <w:tcBorders>
+              <w:top w:val="single" w:sz="4" w:space="0" w:color="D8CCB6"/>
+              <w:left w:val="single" w:sz="4" w:space="0" w:color="D8CCB6"/>
+              <w:bottom w:val="single" w:sz="4" w:space="0" w:color="D8CCB6"/>
+              <w:right w:val="single" w:sz="4" w:space="0" w:color="D8CCB6"/>
+            </w:tcBorders>
+          </w:tcPr>
+          <w:p>
+            <w:pPr>
+              <w:pStyle w:val="DDTabellentext"/>
+              <w:jc w:val="center"/>
+            </w:pPr>
+            <w:r>
+              <w:rPr>
+                <w:sz w:val="17"/>
+              </w:rPr>
+              <w:t>90 %</w:t>
+            </w:r>
+          </w:p>
+        </w:tc>
+        <w:tc>
+          <w:tcPr>
+            <w:tcW w:type="dxa" w:w="1474"/>
+            <w:tcBorders>
+              <w:top w:val="single" w:sz="4" w:space="0" w:color="D8CCB6"/>
+              <w:left w:val="single" w:sz="4" w:space="0" w:color="D8CCB6"/>
+              <w:bottom w:val="single" w:sz="4" w:space="0" w:color="D8CCB6"/>
+              <w:right w:val="single" w:sz="4" w:space="0" w:color="D8CCB6"/>
+            </w:tcBorders>
+          </w:tcPr>
+          <w:p>
+            <w:pPr>
+              <w:pStyle w:val="DDTabellentext"/>
+              <w:jc w:val="center"/>
+            </w:pPr>
+            <w:r>
+              <w:rPr>
+                <w:sz w:val="17"/>
+              </w:rPr>
+              <w:t>41–42</w:t>
+            </w:r>
+          </w:p>
+        </w:tc>
+      </w:tr>
+      <w:tr>
+        <w:tc>
+          <w:tcPr>
+            <w:tcW w:type="dxa" w:w="1474"/>
+            <w:tcBorders>
+              <w:top w:val="single" w:sz="4" w:space="0" w:color="D8CCB6"/>
+              <w:left w:val="single" w:sz="4" w:space="0" w:color="D8CCB6"/>
+              <w:bottom w:val="single" w:sz="4" w:space="0" w:color="D8CCB6"/>
+              <w:right w:val="single" w:sz="4" w:space="0" w:color="D8CCB6"/>
+            </w:tcBorders>
+          </w:tcPr>
+          <w:p>
+            <w:pPr>
+              <w:pStyle w:val="DDTabellentext"/>
+              <w:jc w:val="center"/>
+            </w:pPr>
+            <w:r>
+              <w:rPr>
+                <w:sz w:val="17"/>
+              </w:rPr>
+              <w:t>13</w:t>
+            </w:r>
+          </w:p>
+        </w:tc>
+        <w:tc>
+          <w:tcPr>
+            <w:tcW w:type="dxa" w:w="850"/>
+            <w:tcBorders>
+              <w:top w:val="single" w:sz="4" w:space="0" w:color="D8CCB6"/>
+              <w:left w:val="single" w:sz="4" w:space="0" w:color="D8CCB6"/>
+              <w:bottom w:val="single" w:sz="4" w:space="0" w:color="D8CCB6"/>
+              <w:right w:val="single" w:sz="4" w:space="0" w:color="D8CCB6"/>
+            </w:tcBorders>
+          </w:tcPr>
+          <w:p>
+            <w:pPr>
+              <w:pStyle w:val="DDTabellentext"/>
+              <w:jc w:val="center"/>
+            </w:pPr>
+            <w:r>
+              <w:rPr>
+                <w:sz w:val="17"/>
+              </w:rPr>
+              <w:t>1−</w:t>
+            </w:r>
+          </w:p>
+        </w:tc>
+        <w:tc>
+          <w:tcPr>
+            <w:tcW w:type="dxa" w:w="1361"/>
+            <w:tcBorders>
+              <w:top w:val="single" w:sz="4" w:space="0" w:color="D8CCB6"/>
+              <w:left w:val="single" w:sz="4" w:space="0" w:color="D8CCB6"/>
+              <w:bottom w:val="single" w:sz="4" w:space="0" w:color="D8CCB6"/>
+              <w:right w:val="single" w:sz="4" w:space="0" w:color="D8CCB6"/>
+            </w:tcBorders>
+          </w:tcPr>
+          <w:p>
+            <w:pPr>
+              <w:pStyle w:val="DDTabellentext"/>
+              <w:jc w:val="center"/>
+            </w:pPr>
+            <w:r>
+              <w:rPr>
+                <w:sz w:val="17"/>
+              </w:rPr>
+              <w:t>85 %</w:t>
+            </w:r>
+          </w:p>
+        </w:tc>
+        <w:tc>
+          <w:tcPr>
+            <w:tcW w:type="dxa" w:w="1474"/>
+            <w:tcBorders>
+              <w:top w:val="single" w:sz="4" w:space="0" w:color="D8CCB6"/>
+              <w:left w:val="single" w:sz="4" w:space="0" w:color="D8CCB6"/>
+              <w:bottom w:val="single" w:sz="4" w:space="0" w:color="D8CCB6"/>
+              <w:right w:val="single" w:sz="4" w:space="0" w:color="D8CCB6"/>
+            </w:tcBorders>
+          </w:tcPr>
+          <w:p>
+            <w:pPr>
+              <w:pStyle w:val="DDTabellentext"/>
+              <w:jc w:val="center"/>
+            </w:pPr>
+            <w:r>
+              <w:rPr>
+                <w:sz w:val="17"/>
+              </w:rPr>
+              <w:t>39–40</w:t>
+            </w:r>
+          </w:p>
+        </w:tc>
+      </w:tr>
+      <w:tr>
+        <w:tc>
+          <w:tcPr>
+            <w:tcW w:type="dxa" w:w="1474"/>
+            <w:tcBorders>
+              <w:top w:val="single" w:sz="4" w:space="0" w:color="D8CCB6"/>
+              <w:left w:val="single" w:sz="4" w:space="0" w:color="D8CCB6"/>
+              <w:bottom w:val="single" w:sz="4" w:space="0" w:color="D8CCB6"/>
+              <w:right w:val="single" w:sz="4" w:space="0" w:color="D8CCB6"/>
+            </w:tcBorders>
+          </w:tcPr>
+          <w:p>
+            <w:pPr>
+              <w:pStyle w:val="DDTabellentext"/>
+              <w:jc w:val="center"/>
+            </w:pPr>
+            <w:r>
+              <w:rPr>
+                <w:sz w:val="17"/>
+              </w:rPr>
+              <w:t>12</w:t>
+            </w:r>
+          </w:p>
+        </w:tc>
+        <w:tc>
+          <w:tcPr>
+            <w:tcW w:type="dxa" w:w="850"/>
+            <w:tcBorders>
+              <w:top w:val="single" w:sz="4" w:space="0" w:color="D8CCB6"/>
+              <w:left w:val="single" w:sz="4" w:space="0" w:color="D8CCB6"/>
+              <w:bottom w:val="single" w:sz="4" w:space="0" w:color="D8CCB6"/>
+              <w:right w:val="single" w:sz="4" w:space="0" w:color="D8CCB6"/>
+            </w:tcBorders>
+          </w:tcPr>
+          <w:p>
+            <w:pPr>
+              <w:pStyle w:val="DDTabellentext"/>
+              <w:jc w:val="center"/>
+            </w:pPr>
+            <w:r>
+              <w:rPr>
+                <w:sz w:val="17"/>
+              </w:rPr>
+              <w:t>2+</w:t>
+            </w:r>
+          </w:p>
+        </w:tc>
+        <w:tc>
+          <w:tcPr>
+            <w:tcW w:type="dxa" w:w="1361"/>
+            <w:tcBorders>
+              <w:top w:val="single" w:sz="4" w:space="0" w:color="D8CCB6"/>
+              <w:left w:val="single" w:sz="4" w:space="0" w:color="D8CCB6"/>
+              <w:bottom w:val="single" w:sz="4" w:space="0" w:color="D8CCB6"/>
+              <w:right w:val="single" w:sz="4" w:space="0" w:color="D8CCB6"/>
+            </w:tcBorders>
+          </w:tcPr>
+          <w:p>
+            <w:pPr>
+              <w:pStyle w:val="DDTabellentext"/>
+              <w:jc w:val="center"/>
+            </w:pPr>
+            <w:r>
+              <w:rPr>
+                <w:sz w:val="17"/>
+              </w:rPr>
+              <w:t>80 %</w:t>
+            </w:r>
+          </w:p>
+        </w:tc>
+        <w:tc>
+          <w:tcPr>
+            <w:tcW w:type="dxa" w:w="1474"/>
+            <w:tcBorders>
+              <w:top w:val="single" w:sz="4" w:space="0" w:color="D8CCB6"/>
+              <w:left w:val="single" w:sz="4" w:space="0" w:color="D8CCB6"/>
+              <w:bottom w:val="single" w:sz="4" w:space="0" w:color="D8CCB6"/>
+              <w:right w:val="single" w:sz="4" w:space="0" w:color="D8CCB6"/>
+            </w:tcBorders>
+          </w:tcPr>
+          <w:p>
+            <w:pPr>
+              <w:pStyle w:val="DDTabellentext"/>
+              <w:jc w:val="center"/>
+            </w:pPr>
+            <w:r>
+              <w:rPr>
+                <w:sz w:val="17"/>
+              </w:rPr>
+              <w:t>36–38</w:t>
+            </w:r>
+          </w:p>
+        </w:tc>
+      </w:tr>
+      <w:tr>
+        <w:tc>
+          <w:tcPr>
+            <w:tcW w:type="dxa" w:w="1474"/>
+            <w:tcBorders>
+              <w:top w:val="single" w:sz="4" w:space="0" w:color="D8CCB6"/>
+              <w:left w:val="single" w:sz="4" w:space="0" w:color="D8CCB6"/>
+              <w:bottom w:val="single" w:sz="4" w:space="0" w:color="D8CCB6"/>
+              <w:right w:val="single" w:sz="4" w:space="0" w:color="D8CCB6"/>
+            </w:tcBorders>
+          </w:tcPr>
+          <w:p>
+            <w:pPr>
+              <w:pStyle w:val="DDTabellentext"/>
+              <w:jc w:val="center"/>
+            </w:pPr>
+            <w:r>
+              <w:rPr>
+                <w:sz w:val="17"/>
+              </w:rPr>
+              <w:t>11</w:t>
+            </w:r>
+          </w:p>
+        </w:tc>
+        <w:tc>
+          <w:tcPr>
+            <w:tcW w:type="dxa" w:w="850"/>
+            <w:tcBorders>
+              <w:top w:val="single" w:sz="4" w:space="0" w:color="D8CCB6"/>
+              <w:left w:val="single" w:sz="4" w:space="0" w:color="D8CCB6"/>
+              <w:bottom w:val="single" w:sz="4" w:space="0" w:color="D8CCB6"/>
+              <w:right w:val="single" w:sz="4" w:space="0" w:color="D8CCB6"/>
+            </w:tcBorders>
+          </w:tcPr>
+          <w:p>
+            <w:pPr>
+              <w:pStyle w:val="DDTabellentext"/>
+              <w:jc w:val="center"/>
+            </w:pPr>
+            <w:r>
+              <w:rPr>
+                <w:sz w:val="17"/>
+              </w:rPr>
+              <w:t>2</w:t>
+            </w:r>
+          </w:p>
+        </w:tc>
+        <w:tc>
+          <w:tcPr>
+            <w:tcW w:type="dxa" w:w="1361"/>
+            <w:tcBorders>
+              <w:top w:val="single" w:sz="4" w:space="0" w:color="D8CCB6"/>
+              <w:left w:val="single" w:sz="4" w:space="0" w:color="D8CCB6"/>
+              <w:bottom w:val="single" w:sz="4" w:space="0" w:color="D8CCB6"/>
+              <w:right w:val="single" w:sz="4" w:space="0" w:color="D8CCB6"/>
+            </w:tcBorders>
+          </w:tcPr>
+          <w:p>
+            <w:pPr>
+              <w:pStyle w:val="DDTabellentext"/>
+              <w:jc w:val="center"/>
+            </w:pPr>
+            <w:r>
+              <w:rPr>
+                <w:sz w:val="17"/>
+              </w:rPr>
+              <w:t>75 %</w:t>
+            </w:r>
+          </w:p>
+        </w:tc>
+        <w:tc>
+          <w:tcPr>
+            <w:tcW w:type="dxa" w:w="1474"/>
+            <w:tcBorders>
+              <w:top w:val="single" w:sz="4" w:space="0" w:color="D8CCB6"/>
+              <w:left w:val="single" w:sz="4" w:space="0" w:color="D8CCB6"/>
+              <w:bottom w:val="single" w:sz="4" w:space="0" w:color="D8CCB6"/>
+              <w:right w:val="single" w:sz="4" w:space="0" w:color="D8CCB6"/>
+            </w:tcBorders>
+          </w:tcPr>
+          <w:p>
+            <w:pPr>
+              <w:pStyle w:val="DDTabellentext"/>
+              <w:jc w:val="center"/>
+            </w:pPr>
+            <w:r>
+              <w:rPr>
+                <w:sz w:val="17"/>
+              </w:rPr>
+              <w:t>34–35</w:t>
+            </w:r>
+          </w:p>
+        </w:tc>
+      </w:tr>
+      <w:tr>
+        <w:tc>
+          <w:tcPr>
+            <w:tcW w:type="dxa" w:w="1474"/>
+            <w:tcBorders>
+              <w:top w:val="single" w:sz="4" w:space="0" w:color="D8CCB6"/>
+              <w:left w:val="single" w:sz="4" w:space="0" w:color="D8CCB6"/>
+              <w:bottom w:val="single" w:sz="4" w:space="0" w:color="D8CCB6"/>
+              <w:right w:val="single" w:sz="4" w:space="0" w:color="D8CCB6"/>
+            </w:tcBorders>
+          </w:tcPr>
+          <w:p>
+            <w:pPr>
+              <w:pStyle w:val="DDTabellentext"/>
+              <w:jc w:val="center"/>
+            </w:pPr>
+            <w:r>
+              <w:rPr>
+                <w:sz w:val="17"/>
+              </w:rPr>
+              <w:t>10</w:t>
+            </w:r>
+          </w:p>
+        </w:tc>
+        <w:tc>
+          <w:tcPr>
+            <w:tcW w:type="dxa" w:w="850"/>
+            <w:tcBorders>
+              <w:top w:val="single" w:sz="4" w:space="0" w:color="D8CCB6"/>
+              <w:left w:val="single" w:sz="4" w:space="0" w:color="D8CCB6"/>
+              <w:bottom w:val="single" w:sz="4" w:space="0" w:color="D8CCB6"/>
+              <w:right w:val="single" w:sz="4" w:space="0" w:color="D8CCB6"/>
+            </w:tcBorders>
+          </w:tcPr>
+          <w:p>
+            <w:pPr>
+              <w:pStyle w:val="DDTabellentext"/>
+              <w:jc w:val="center"/>
+            </w:pPr>
+            <w:r>
+              <w:rPr>
+                <w:sz w:val="17"/>
+              </w:rPr>
+              <w:t>2−</w:t>
+            </w:r>
+          </w:p>
+        </w:tc>
+        <w:tc>
+          <w:tcPr>
+            <w:tcW w:type="dxa" w:w="1361"/>
+            <w:tcBorders>
+              <w:top w:val="single" w:sz="4" w:space="0" w:color="D8CCB6"/>
+              <w:left w:val="single" w:sz="4" w:space="0" w:color="D8CCB6"/>
+              <w:bottom w:val="single" w:sz="4" w:space="0" w:color="D8CCB6"/>
+              <w:right w:val="single" w:sz="4" w:space="0" w:color="D8CCB6"/>
+            </w:tcBorders>
+          </w:tcPr>
+          <w:p>
+            <w:pPr>
+              <w:pStyle w:val="DDTabellentext"/>
+              <w:jc w:val="center"/>
+            </w:pPr>
+            <w:r>
+              <w:rPr>
+                <w:sz w:val="17"/>
+              </w:rPr>
+              <w:t>70 %</w:t>
+            </w:r>
+          </w:p>
+        </w:tc>
+        <w:tc>
+          <w:tcPr>
+            <w:tcW w:type="dxa" w:w="1474"/>
+            <w:tcBorders>
+              <w:top w:val="single" w:sz="4" w:space="0" w:color="D8CCB6"/>
+              <w:left w:val="single" w:sz="4" w:space="0" w:color="D8CCB6"/>
+              <w:bottom w:val="single" w:sz="4" w:space="0" w:color="D8CCB6"/>
+              <w:right w:val="single" w:sz="4" w:space="0" w:color="D8CCB6"/>
+            </w:tcBorders>
+          </w:tcPr>
+          <w:p>
+            <w:pPr>
+              <w:pStyle w:val="DDTabellentext"/>
+              <w:jc w:val="center"/>
+            </w:pPr>
+            <w:r>
+              <w:rPr>
+                <w:sz w:val="17"/>
+              </w:rPr>
+              <w:t>32–33</w:t>
+            </w:r>
+          </w:p>
+        </w:tc>
+      </w:tr>
+      <w:tr>
+        <w:tc>
+          <w:tcPr>
+            <w:tcW w:type="dxa" w:w="1474"/>
+            <w:tcBorders>
+              <w:top w:val="single" w:sz="4" w:space="0" w:color="D8CCB6"/>
+              <w:left w:val="single" w:sz="4" w:space="0" w:color="D8CCB6"/>
+              <w:bottom w:val="single" w:sz="4" w:space="0" w:color="D8CCB6"/>
+              <w:right w:val="single" w:sz="4" w:space="0" w:color="D8CCB6"/>
+            </w:tcBorders>
+          </w:tcPr>
+          <w:p>
+            <w:pPr>
+              <w:pStyle w:val="DDTabellentext"/>
+              <w:jc w:val="center"/>
+            </w:pPr>
+            <w:r>
+              <w:rPr>
+                <w:sz w:val="17"/>
+              </w:rPr>
+              <w:t>9</w:t>
+            </w:r>
+          </w:p>
+        </w:tc>
+        <w:tc>
+          <w:tcPr>
+            <w:tcW w:type="dxa" w:w="850"/>
+            <w:tcBorders>
+              <w:top w:val="single" w:sz="4" w:space="0" w:color="D8CCB6"/>
+              <w:left w:val="single" w:sz="4" w:space="0" w:color="D8CCB6"/>
+              <w:bottom w:val="single" w:sz="4" w:space="0" w:color="D8CCB6"/>
+              <w:right w:val="single" w:sz="4" w:space="0" w:color="D8CCB6"/>
+            </w:tcBorders>
+          </w:tcPr>
+          <w:p>
+            <w:pPr>
+              <w:pStyle w:val="DDTabellentext"/>
+              <w:jc w:val="center"/>
+            </w:pPr>
+            <w:r>
+              <w:rPr>
+                <w:sz w:val="17"/>
+              </w:rPr>
+              <w:t>3+</w:t>
+            </w:r>
+          </w:p>
+        </w:tc>
+        <w:tc>
+          <w:tcPr>
+            <w:tcW w:type="dxa" w:w="1361"/>
+            <w:tcBorders>
+              <w:top w:val="single" w:sz="4" w:space="0" w:color="D8CCB6"/>
+              <w:left w:val="single" w:sz="4" w:space="0" w:color="D8CCB6"/>
+              <w:bottom w:val="single" w:sz="4" w:space="0" w:color="D8CCB6"/>
+              <w:right w:val="single" w:sz="4" w:space="0" w:color="D8CCB6"/>
+            </w:tcBorders>
+          </w:tcPr>
+          <w:p>
+            <w:pPr>
+              <w:pStyle w:val="DDTabellentext"/>
+              <w:jc w:val="center"/>
+            </w:pPr>
+            <w:r>
+              <w:rPr>
+                <w:sz w:val="17"/>
+              </w:rPr>
+              <w:t>65 %</w:t>
+            </w:r>
+          </w:p>
+        </w:tc>
+        <w:tc>
+          <w:tcPr>
+            <w:tcW w:type="dxa" w:w="1474"/>
+            <w:tcBorders>
+              <w:top w:val="single" w:sz="4" w:space="0" w:color="D8CCB6"/>
+              <w:left w:val="single" w:sz="4" w:space="0" w:color="D8CCB6"/>
+              <w:bottom w:val="single" w:sz="4" w:space="0" w:color="D8CCB6"/>
+              <w:right w:val="single" w:sz="4" w:space="0" w:color="D8CCB6"/>
+            </w:tcBorders>
+          </w:tcPr>
+          <w:p>
+            <w:pPr>
+              <w:pStyle w:val="DDTabellentext"/>
+              <w:jc w:val="center"/>
+            </w:pPr>
+            <w:r>
+              <w:rPr>
+                <w:sz w:val="17"/>
+              </w:rPr>
+              <w:t>30–31</w:t>
+            </w:r>
+          </w:p>
+        </w:tc>
+      </w:tr>
+      <w:tr>
+        <w:tc>
+          <w:tcPr>
+            <w:tcW w:type="dxa" w:w="1474"/>
+            <w:tcBorders>
+              <w:top w:val="single" w:sz="4" w:space="0" w:color="D8CCB6"/>
+              <w:left w:val="single" w:sz="4" w:space="0" w:color="D8CCB6"/>
+              <w:bottom w:val="single" w:sz="4" w:space="0" w:color="D8CCB6"/>
+              <w:right w:val="single" w:sz="4" w:space="0" w:color="D8CCB6"/>
+            </w:tcBorders>
+          </w:tcPr>
+          <w:p>
+            <w:pPr>
+              <w:pStyle w:val="DDTabellentext"/>
+              <w:jc w:val="center"/>
+            </w:pPr>
+            <w:r>
+              <w:rPr>
+                <w:sz w:val="17"/>
+              </w:rPr>
+              <w:t>8</w:t>
+            </w:r>
+          </w:p>
+        </w:tc>
+        <w:tc>
+          <w:tcPr>
+            <w:tcW w:type="dxa" w:w="850"/>
+            <w:tcBorders>
+              <w:top w:val="single" w:sz="4" w:space="0" w:color="D8CCB6"/>
+              <w:left w:val="single" w:sz="4" w:space="0" w:color="D8CCB6"/>
+              <w:bottom w:val="single" w:sz="4" w:space="0" w:color="D8CCB6"/>
+              <w:right w:val="single" w:sz="4" w:space="0" w:color="D8CCB6"/>
+            </w:tcBorders>
+          </w:tcPr>
+          <w:p>
+            <w:pPr>
+              <w:pStyle w:val="DDTabellentext"/>
+              <w:jc w:val="center"/>
+            </w:pPr>
+            <w:r>
+              <w:rPr>
+                <w:sz w:val="17"/>
+              </w:rPr>
+              <w:t>3</w:t>
+            </w:r>
+          </w:p>
+        </w:tc>
+        <w:tc>
+          <w:tcPr>
+            <w:tcW w:type="dxa" w:w="1361"/>
+            <w:tcBorders>
+              <w:top w:val="single" w:sz="4" w:space="0" w:color="D8CCB6"/>
+              <w:left w:val="single" w:sz="4" w:space="0" w:color="D8CCB6"/>
+              <w:bottom w:val="single" w:sz="4" w:space="0" w:color="D8CCB6"/>
+              <w:right w:val="single" w:sz="4" w:space="0" w:color="D8CCB6"/>
+            </w:tcBorders>
+          </w:tcPr>
+          <w:p>
+            <w:pPr>
+              <w:pStyle w:val="DDTabellentext"/>
+              <w:jc w:val="center"/>
+            </w:pPr>
+            <w:r>
+              <w:rPr>
+                <w:sz w:val="17"/>
+              </w:rPr>
+              <w:t>60 %</w:t>
+            </w:r>
+          </w:p>
+        </w:tc>
+        <w:tc>
+          <w:tcPr>
+            <w:tcW w:type="dxa" w:w="1474"/>
+            <w:tcBorders>
+              <w:top w:val="single" w:sz="4" w:space="0" w:color="D8CCB6"/>
+              <w:left w:val="single" w:sz="4" w:space="0" w:color="D8CCB6"/>
+              <w:bottom w:val="single" w:sz="4" w:space="0" w:color="D8CCB6"/>
+              <w:right w:val="single" w:sz="4" w:space="0" w:color="D8CCB6"/>
+            </w:tcBorders>
+          </w:tcPr>
+          <w:p>
+            <w:pPr>
+              <w:pStyle w:val="DDTabellentext"/>
+              <w:jc w:val="center"/>
+            </w:pPr>
+            <w:r>
+              <w:rPr>
+                <w:sz w:val="17"/>
+              </w:rPr>
+              <w:t>27–29</w:t>
+            </w:r>
+          </w:p>
+        </w:tc>
+      </w:tr>
+      <w:tr>
+        <w:tc>
+          <w:tcPr>
+            <w:tcW w:type="dxa" w:w="1474"/>
+            <w:tcBorders>
+              <w:top w:val="single" w:sz="4" w:space="0" w:color="D8CCB6"/>
+              <w:left w:val="single" w:sz="4" w:space="0" w:color="D8CCB6"/>
+              <w:bottom w:val="single" w:sz="4" w:space="0" w:color="D8CCB6"/>
+              <w:right w:val="single" w:sz="4" w:space="0" w:color="D8CCB6"/>
+            </w:tcBorders>
+          </w:tcPr>
+          <w:p>
+            <w:pPr>
+              <w:pStyle w:val="DDTabellentext"/>
+              <w:jc w:val="center"/>
+            </w:pPr>
+            <w:r>
+              <w:rPr>
+                <w:sz w:val="17"/>
+              </w:rPr>
+              <w:t>7</w:t>
+            </w:r>
+          </w:p>
+        </w:tc>
+        <w:tc>
+          <w:tcPr>
+            <w:tcW w:type="dxa" w:w="850"/>
+            <w:tcBorders>
+              <w:top w:val="single" w:sz="4" w:space="0" w:color="D8CCB6"/>
+              <w:left w:val="single" w:sz="4" w:space="0" w:color="D8CCB6"/>
+              <w:bottom w:val="single" w:sz="4" w:space="0" w:color="D8CCB6"/>
+              <w:right w:val="single" w:sz="4" w:space="0" w:color="D8CCB6"/>
+            </w:tcBorders>
+          </w:tcPr>
+          <w:p>
+            <w:pPr>
+              <w:pStyle w:val="DDTabellentext"/>
+              <w:jc w:val="center"/>
+            </w:pPr>
+            <w:r>
+              <w:rPr>
+                <w:sz w:val="17"/>
+              </w:rPr>
+              <w:t>3−</w:t>
+            </w:r>
+          </w:p>
+        </w:tc>
+        <w:tc>
+          <w:tcPr>
+            <w:tcW w:type="dxa" w:w="1361"/>
+            <w:tcBorders>
+              <w:top w:val="single" w:sz="4" w:space="0" w:color="D8CCB6"/>
+              <w:left w:val="single" w:sz="4" w:space="0" w:color="D8CCB6"/>
+              <w:bottom w:val="single" w:sz="4" w:space="0" w:color="D8CCB6"/>
+              <w:right w:val="single" w:sz="4" w:space="0" w:color="D8CCB6"/>
+            </w:tcBorders>
+          </w:tcPr>
+          <w:p>
+            <w:pPr>
+              <w:pStyle w:val="DDTabellentext"/>
+              <w:jc w:val="center"/>
+            </w:pPr>
+            <w:r>
+              <w:rPr>
+                <w:sz w:val="17"/>
+              </w:rPr>
+              <w:t>55 %</w:t>
+            </w:r>
+          </w:p>
+        </w:tc>
+        <w:tc>
+          <w:tcPr>
+            <w:tcW w:type="dxa" w:w="1474"/>
+            <w:tcBorders>
+              <w:top w:val="single" w:sz="4" w:space="0" w:color="D8CCB6"/>
+              <w:left w:val="single" w:sz="4" w:space="0" w:color="D8CCB6"/>
+              <w:bottom w:val="single" w:sz="4" w:space="0" w:color="D8CCB6"/>
+              <w:right w:val="single" w:sz="4" w:space="0" w:color="D8CCB6"/>
+            </w:tcBorders>
+          </w:tcPr>
+          <w:p>
+            <w:pPr>
+              <w:pStyle w:val="DDTabellentext"/>
+              <w:jc w:val="center"/>
+            </w:pPr>
+            <w:r>
+              <w:rPr>
+                <w:sz w:val="17"/>
+              </w:rPr>
+              <w:t>25–26</w:t>
+            </w:r>
+          </w:p>
+        </w:tc>
+      </w:tr>
+      <w:tr>
+        <w:tc>
+          <w:tcPr>
+            <w:tcW w:type="dxa" w:w="1474"/>
+            <w:tcBorders>
+              <w:top w:val="single" w:sz="4" w:space="0" w:color="D8CCB6"/>
+              <w:left w:val="single" w:sz="4" w:space="0" w:color="D8CCB6"/>
+              <w:bottom w:val="single" w:sz="4" w:space="0" w:color="D8CCB6"/>
+              <w:right w:val="single" w:sz="4" w:space="0" w:color="D8CCB6"/>
+            </w:tcBorders>
+          </w:tcPr>
+          <w:p>
+            <w:pPr>
+              <w:pStyle w:val="DDTabellentext"/>
+              <w:jc w:val="center"/>
+            </w:pPr>
+            <w:r>
+              <w:rPr>
+                <w:sz w:val="17"/>
+              </w:rPr>
+              <w:t>6</w:t>
+            </w:r>
+          </w:p>
+        </w:tc>
+        <w:tc>
+          <w:tcPr>
+            <w:tcW w:type="dxa" w:w="850"/>
+            <w:tcBorders>
+              <w:top w:val="single" w:sz="4" w:space="0" w:color="D8CCB6"/>
+              <w:left w:val="single" w:sz="4" w:space="0" w:color="D8CCB6"/>
+              <w:bottom w:val="single" w:sz="4" w:space="0" w:color="D8CCB6"/>
+              <w:right w:val="single" w:sz="4" w:space="0" w:color="D8CCB6"/>
+            </w:tcBorders>
+          </w:tcPr>
+          <w:p>
+            <w:pPr>
+              <w:pStyle w:val="DDTabellentext"/>
+              <w:jc w:val="center"/>
+            </w:pPr>
+            <w:r>
+              <w:rPr>
+                <w:sz w:val="17"/>
+              </w:rPr>
+              <w:t>4+</w:t>
+            </w:r>
+          </w:p>
+        </w:tc>
+        <w:tc>
+          <w:tcPr>
+            <w:tcW w:type="dxa" w:w="1361"/>
+            <w:tcBorders>
+              <w:top w:val="single" w:sz="4" w:space="0" w:color="D8CCB6"/>
+              <w:left w:val="single" w:sz="4" w:space="0" w:color="D8CCB6"/>
+              <w:bottom w:val="single" w:sz="4" w:space="0" w:color="D8CCB6"/>
+              <w:right w:val="single" w:sz="4" w:space="0" w:color="D8CCB6"/>
+            </w:tcBorders>
+          </w:tcPr>
+          <w:p>
+            <w:pPr>
+              <w:pStyle w:val="DDTabellentext"/>
+              <w:jc w:val="center"/>
+            </w:pPr>
+            <w:r>
+              <w:rPr>
+                <w:sz w:val="17"/>
+              </w:rPr>
+              <w:t>50 %</w:t>
+            </w:r>
+          </w:p>
+        </w:tc>
+        <w:tc>
+          <w:tcPr>
+            <w:tcW w:type="dxa" w:w="1474"/>
+            <w:tcBorders>
+              <w:top w:val="single" w:sz="4" w:space="0" w:color="D8CCB6"/>
+              <w:left w:val="single" w:sz="4" w:space="0" w:color="D8CCB6"/>
+              <w:bottom w:val="single" w:sz="4" w:space="0" w:color="D8CCB6"/>
+              <w:right w:val="single" w:sz="4" w:space="0" w:color="D8CCB6"/>
+            </w:tcBorders>
+          </w:tcPr>
+          <w:p>
+            <w:pPr>
+              <w:pStyle w:val="DDTabellentext"/>
+              <w:jc w:val="center"/>
+            </w:pPr>
+            <w:r>
+              <w:rPr>
+                <w:sz w:val="17"/>
+              </w:rPr>
+              <w:t>23–24</w:t>
+            </w:r>
+          </w:p>
+        </w:tc>
+      </w:tr>
+      <w:tr>
+        <w:tc>
+          <w:tcPr>
+            <w:tcW w:type="dxa" w:w="1474"/>
+            <w:tcBorders>
+              <w:top w:val="single" w:sz="4" w:space="0" w:color="D8CCB6"/>
+              <w:left w:val="single" w:sz="4" w:space="0" w:color="D8CCB6"/>
+              <w:bottom w:val="single" w:sz="4" w:space="0" w:color="D8CCB6"/>
+              <w:right w:val="single" w:sz="4" w:space="0" w:color="D8CCB6"/>
+            </w:tcBorders>
+          </w:tcPr>
+          <w:p>
+            <w:pPr>
+              <w:pStyle w:val="DDTabellentext"/>
+              <w:jc w:val="center"/>
+            </w:pPr>
+            <w:r>
+              <w:rPr>
+                <w:sz w:val="17"/>
+              </w:rPr>
+              <w:t>5</w:t>
+            </w:r>
+          </w:p>
+        </w:tc>
+        <w:tc>
+          <w:tcPr>
+            <w:tcW w:type="dxa" w:w="850"/>
+            <w:tcBorders>
+              <w:top w:val="single" w:sz="4" w:space="0" w:color="D8CCB6"/>
+              <w:left w:val="single" w:sz="4" w:space="0" w:color="D8CCB6"/>
+              <w:bottom w:val="single" w:sz="4" w:space="0" w:color="D8CCB6"/>
+              <w:right w:val="single" w:sz="4" w:space="0" w:color="D8CCB6"/>
+            </w:tcBorders>
+          </w:tcPr>
+          <w:p>
+            <w:pPr>
+              <w:pStyle w:val="DDTabellentext"/>
+              <w:jc w:val="center"/>
+            </w:pPr>
+            <w:r>
+              <w:rPr>
+                <w:sz w:val="17"/>
+              </w:rPr>
+              <w:t>4</w:t>
+            </w:r>
+          </w:p>
+        </w:tc>
+        <w:tc>
+          <w:tcPr>
+            <w:tcW w:type="dxa" w:w="1361"/>
+            <w:tcBorders>
+              <w:top w:val="single" w:sz="4" w:space="0" w:color="D8CCB6"/>
+              <w:left w:val="single" w:sz="4" w:space="0" w:color="D8CCB6"/>
+              <w:bottom w:val="single" w:sz="4" w:space="0" w:color="D8CCB6"/>
+              <w:right w:val="single" w:sz="4" w:space="0" w:color="D8CCB6"/>
+            </w:tcBorders>
+          </w:tcPr>
+          <w:p>
+            <w:pPr>
+              <w:pStyle w:val="DDTabellentext"/>
+              <w:jc w:val="center"/>
+            </w:pPr>
+            <w:r>
+              <w:rPr>
+                <w:sz w:val="17"/>
+              </w:rPr>
+              <w:t>45 %</w:t>
+            </w:r>
+          </w:p>
+        </w:tc>
+        <w:tc>
+          <w:tcPr>
+            <w:tcW w:type="dxa" w:w="1474"/>
+            <w:tcBorders>
+              <w:top w:val="single" w:sz="4" w:space="0" w:color="D8CCB6"/>
+              <w:left w:val="single" w:sz="4" w:space="0" w:color="D8CCB6"/>
+              <w:bottom w:val="single" w:sz="4" w:space="0" w:color="D8CCB6"/>
+              <w:right w:val="single" w:sz="4" w:space="0" w:color="D8CCB6"/>
+            </w:tcBorders>
+          </w:tcPr>
+          <w:p>
+            <w:pPr>
+              <w:pStyle w:val="DDTabellentext"/>
+              <w:jc w:val="center"/>
+            </w:pPr>
+            <w:r>
+              <w:rPr>
+                <w:sz w:val="17"/>
+              </w:rPr>
+              <w:t>21–22</w:t>
+            </w:r>
+          </w:p>
+        </w:tc>
+      </w:tr>
+      <w:tr>
+        <w:tc>
+          <w:tcPr>
+            <w:tcW w:type="dxa" w:w="1474"/>
+            <w:tcBorders>
+              <w:top w:val="single" w:sz="4" w:space="0" w:color="D8CCB6"/>
+              <w:left w:val="single" w:sz="4" w:space="0" w:color="D8CCB6"/>
+              <w:bottom w:val="single" w:sz="4" w:space="0" w:color="D8CCB6"/>
+              <w:right w:val="single" w:sz="4" w:space="0" w:color="D8CCB6"/>
+            </w:tcBorders>
+          </w:tcPr>
+          <w:p>
+            <w:pPr>
+              <w:pStyle w:val="DDTabellentext"/>
+              <w:jc w:val="center"/>
+            </w:pPr>
+            <w:r>
+              <w:rPr>
+                <w:sz w:val="17"/>
+              </w:rPr>
+              <w:t>4</w:t>
+            </w:r>
+          </w:p>
+        </w:tc>
+        <w:tc>
+          <w:tcPr>
+            <w:tcW w:type="dxa" w:w="850"/>
+            <w:tcBorders>
+              <w:top w:val="single" w:sz="4" w:space="0" w:color="D8CCB6"/>
+              <w:left w:val="single" w:sz="4" w:space="0" w:color="D8CCB6"/>
+              <w:bottom w:val="single" w:sz="4" w:space="0" w:color="D8CCB6"/>
+              <w:right w:val="single" w:sz="4" w:space="0" w:color="D8CCB6"/>
+            </w:tcBorders>
+          </w:tcPr>
+          <w:p>
+            <w:pPr>
+              <w:pStyle w:val="DDTabellentext"/>
+              <w:jc w:val="center"/>
+            </w:pPr>
+            <w:r>
+              <w:rPr>
+                <w:sz w:val="17"/>
+              </w:rPr>
+              <w:t>4−</w:t>
+            </w:r>
+          </w:p>
+        </w:tc>
+        <w:tc>
+          <w:tcPr>
+            <w:tcW w:type="dxa" w:w="1361"/>
+            <w:tcBorders>
+              <w:top w:val="single" w:sz="4" w:space="0" w:color="D8CCB6"/>
+              <w:left w:val="single" w:sz="4" w:space="0" w:color="D8CCB6"/>
+              <w:bottom w:val="single" w:sz="4" w:space="0" w:color="D8CCB6"/>
+              <w:right w:val="single" w:sz="4" w:space="0" w:color="D8CCB6"/>
+            </w:tcBorders>
+          </w:tcPr>
+          <w:p>
+            <w:pPr>
+              <w:pStyle w:val="DDTabellentext"/>
+              <w:jc w:val="center"/>
+            </w:pPr>
+            <w:r>
+              <w:rPr>
+                <w:sz w:val="17"/>
+              </w:rPr>
+              <w:t>40 %</w:t>
+            </w:r>
+          </w:p>
+        </w:tc>
+        <w:tc>
+          <w:tcPr>
+            <w:tcW w:type="dxa" w:w="1474"/>
+            <w:tcBorders>
+              <w:top w:val="single" w:sz="4" w:space="0" w:color="D8CCB6"/>
+              <w:left w:val="single" w:sz="4" w:space="0" w:color="D8CCB6"/>
+              <w:bottom w:val="single" w:sz="4" w:space="0" w:color="D8CCB6"/>
+              <w:right w:val="single" w:sz="4" w:space="0" w:color="D8CCB6"/>
+            </w:tcBorders>
+          </w:tcPr>
+          <w:p>
+            <w:pPr>
+              <w:pStyle w:val="DDTabellentext"/>
+              <w:jc w:val="center"/>
+            </w:pPr>
+            <w:r>
+              <w:rPr>
+                <w:sz w:val="17"/>
+              </w:rPr>
+              <w:t>18–20</w:t>
+            </w:r>
+          </w:p>
+        </w:tc>
+      </w:tr>
+      <w:tr>
+        <w:tc>
+          <w:tcPr>
+            <w:tcW w:type="dxa" w:w="1474"/>
+            <w:tcBorders>
+              <w:top w:val="single" w:sz="4" w:space="0" w:color="D8CCB6"/>
+              <w:left w:val="single" w:sz="4" w:space="0" w:color="D8CCB6"/>
+              <w:bottom w:val="single" w:sz="4" w:space="0" w:color="D8CCB6"/>
+              <w:right w:val="single" w:sz="4" w:space="0" w:color="D8CCB6"/>
+            </w:tcBorders>
+          </w:tcPr>
+          <w:p>
+            <w:pPr>
+              <w:pStyle w:val="DDTabellentext"/>
+              <w:jc w:val="center"/>
+            </w:pPr>
+            <w:r>
+              <w:rPr>
+                <w:sz w:val="17"/>
+              </w:rPr>
+              <w:t>3</w:t>
+            </w:r>
+          </w:p>
+        </w:tc>
+        <w:tc>
+          <w:tcPr>
+            <w:tcW w:type="dxa" w:w="850"/>
+            <w:tcBorders>
+              <w:top w:val="single" w:sz="4" w:space="0" w:color="D8CCB6"/>
+              <w:left w:val="single" w:sz="4" w:space="0" w:color="D8CCB6"/>
+              <w:bottom w:val="single" w:sz="4" w:space="0" w:color="D8CCB6"/>
+              <w:right w:val="single" w:sz="4" w:space="0" w:color="D8CCB6"/>
+            </w:tcBorders>
+          </w:tcPr>
+          <w:p>
+            <w:pPr>
+              <w:pStyle w:val="DDTabellentext"/>
+              <w:jc w:val="center"/>
+            </w:pPr>
+            <w:r>
+              <w:rPr>
+                <w:sz w:val="17"/>
+              </w:rPr>
+              <w:t>5+</w:t>
+            </w:r>
+          </w:p>
+        </w:tc>
+        <w:tc>
+          <w:tcPr>
+            <w:tcW w:type="dxa" w:w="1361"/>
+            <w:tcBorders>
+              <w:top w:val="single" w:sz="4" w:space="0" w:color="D8CCB6"/>
+              <w:left w:val="single" w:sz="4" w:space="0" w:color="D8CCB6"/>
+              <w:bottom w:val="single" w:sz="4" w:space="0" w:color="D8CCB6"/>
+              <w:right w:val="single" w:sz="4" w:space="0" w:color="D8CCB6"/>
+            </w:tcBorders>
+          </w:tcPr>
+          <w:p>
+            <w:pPr>
+              <w:pStyle w:val="DDTabellentext"/>
+              <w:jc w:val="center"/>
+            </w:pPr>
+            <w:r>
+              <w:rPr>
+                <w:sz w:val="17"/>
+              </w:rPr>
+              <w:t>33 %</w:t>
+            </w:r>
+          </w:p>
+        </w:tc>
+        <w:tc>
+          <w:tcPr>
+            <w:tcW w:type="dxa" w:w="1474"/>
+            <w:tcBorders>
+              <w:top w:val="single" w:sz="4" w:space="0" w:color="D8CCB6"/>
+              <w:left w:val="single" w:sz="4" w:space="0" w:color="D8CCB6"/>
+              <w:bottom w:val="single" w:sz="4" w:space="0" w:color="D8CCB6"/>
+              <w:right w:val="single" w:sz="4" w:space="0" w:color="D8CCB6"/>
+            </w:tcBorders>
+          </w:tcPr>
+          <w:p>
+            <w:pPr>
+              <w:pStyle w:val="DDTabellentext"/>
+              <w:jc w:val="center"/>
+            </w:pPr>
+            <w:r>
+              <w:rPr>
+                <w:sz w:val="17"/>
+              </w:rPr>
+              <w:t>15–17</w:t>
+            </w:r>
+          </w:p>
+        </w:tc>
+      </w:tr>
+      <w:tr>
+        <w:tc>
+          <w:tcPr>
+            <w:tcW w:type="dxa" w:w="1474"/>
+            <w:tcBorders>
+              <w:top w:val="single" w:sz="4" w:space="0" w:color="D8CCB6"/>
+              <w:left w:val="single" w:sz="4" w:space="0" w:color="D8CCB6"/>
+              <w:bottom w:val="single" w:sz="4" w:space="0" w:color="D8CCB6"/>
+              <w:right w:val="single" w:sz="4" w:space="0" w:color="D8CCB6"/>
+            </w:tcBorders>
+          </w:tcPr>
+          <w:p>
+            <w:pPr>
+              <w:pStyle w:val="DDTabellentext"/>
+              <w:jc w:val="center"/>
+            </w:pPr>
+            <w:r>
+              <w:rPr>
+                <w:sz w:val="17"/>
+              </w:rPr>
+              <w:t>2</w:t>
+            </w:r>
+          </w:p>
+        </w:tc>
+        <w:tc>
+          <w:tcPr>
+            <w:tcW w:type="dxa" w:w="850"/>
+            <w:tcBorders>
+              <w:top w:val="single" w:sz="4" w:space="0" w:color="D8CCB6"/>
+              <w:left w:val="single" w:sz="4" w:space="0" w:color="D8CCB6"/>
+              <w:bottom w:val="single" w:sz="4" w:space="0" w:color="D8CCB6"/>
+              <w:right w:val="single" w:sz="4" w:space="0" w:color="D8CCB6"/>
+            </w:tcBorders>
+          </w:tcPr>
+          <w:p>
+            <w:pPr>
+              <w:pStyle w:val="DDTabellentext"/>
+              <w:jc w:val="center"/>
+            </w:pPr>
+            <w:r>
+              <w:rPr>
+                <w:sz w:val="17"/>
+              </w:rPr>
+              <w:t>5</w:t>
+            </w:r>
+          </w:p>
+        </w:tc>
+        <w:tc>
+          <w:tcPr>
+            <w:tcW w:type="dxa" w:w="1361"/>
+            <w:tcBorders>
+              <w:top w:val="single" w:sz="4" w:space="0" w:color="D8CCB6"/>
+              <w:left w:val="single" w:sz="4" w:space="0" w:color="D8CCB6"/>
+              <w:bottom w:val="single" w:sz="4" w:space="0" w:color="D8CCB6"/>
+              <w:right w:val="single" w:sz="4" w:space="0" w:color="D8CCB6"/>
+            </w:tcBorders>
+          </w:tcPr>
+          <w:p>
+            <w:pPr>
+              <w:pStyle w:val="DDTabellentext"/>
+              <w:jc w:val="center"/>
+            </w:pPr>
+            <w:r>
+              <w:rPr>
+                <w:sz w:val="17"/>
+              </w:rPr>
+              <w:t>27 %</w:t>
+            </w:r>
+          </w:p>
+        </w:tc>
+        <w:tc>
+          <w:tcPr>
+            <w:tcW w:type="dxa" w:w="1474"/>
+            <w:tcBorders>
+              <w:top w:val="single" w:sz="4" w:space="0" w:color="D8CCB6"/>
+              <w:left w:val="single" w:sz="4" w:space="0" w:color="D8CCB6"/>
+              <w:bottom w:val="single" w:sz="4" w:space="0" w:color="D8CCB6"/>
+              <w:right w:val="single" w:sz="4" w:space="0" w:color="D8CCB6"/>
+            </w:tcBorders>
+          </w:tcPr>
+          <w:p>
+            <w:pPr>
+              <w:pStyle w:val="DDTabellentext"/>
+              <w:jc w:val="center"/>
+            </w:pPr>
+            <w:r>
+              <w:rPr>
+                <w:sz w:val="17"/>
+              </w:rPr>
+              <w:t>13–14</w:t>
+            </w:r>
+          </w:p>
+        </w:tc>
+      </w:tr>
+      <w:tr>
+        <w:tc>
+          <w:tcPr>
+            <w:tcW w:type="dxa" w:w="1474"/>
+            <w:tcBorders>
+              <w:top w:val="single" w:sz="4" w:space="0" w:color="D8CCB6"/>
+              <w:left w:val="single" w:sz="4" w:space="0" w:color="D8CCB6"/>
+              <w:bottom w:val="single" w:sz="4" w:space="0" w:color="D8CCB6"/>
+              <w:right w:val="single" w:sz="4" w:space="0" w:color="D8CCB6"/>
+            </w:tcBorders>
+          </w:tcPr>
+          <w:p>
+            <w:pPr>
+              <w:pStyle w:val="DDTabellentext"/>
+              <w:jc w:val="center"/>
+            </w:pPr>
+            <w:r>
+              <w:rPr>
+                <w:sz w:val="17"/>
+              </w:rPr>
+              <w:t>1</w:t>
+            </w:r>
+          </w:p>
+        </w:tc>
+        <w:tc>
+          <w:tcPr>
+            <w:tcW w:type="dxa" w:w="850"/>
+            <w:tcBorders>
+              <w:top w:val="single" w:sz="4" w:space="0" w:color="D8CCB6"/>
+              <w:left w:val="single" w:sz="4" w:space="0" w:color="D8CCB6"/>
+              <w:bottom w:val="single" w:sz="4" w:space="0" w:color="D8CCB6"/>
+              <w:right w:val="single" w:sz="4" w:space="0" w:color="D8CCB6"/>
+            </w:tcBorders>
+          </w:tcPr>
+          <w:p>
+            <w:pPr>
+              <w:pStyle w:val="DDTabellentext"/>
+              <w:jc w:val="center"/>
+            </w:pPr>
+            <w:r>
+              <w:rPr>
+                <w:sz w:val="17"/>
+              </w:rPr>
+              <w:t>5−</w:t>
+            </w:r>
+          </w:p>
+        </w:tc>
+        <w:tc>
+          <w:tcPr>
+            <w:tcW w:type="dxa" w:w="1361"/>
+            <w:tcBorders>
+              <w:top w:val="single" w:sz="4" w:space="0" w:color="D8CCB6"/>
+              <w:left w:val="single" w:sz="4" w:space="0" w:color="D8CCB6"/>
+              <w:bottom w:val="single" w:sz="4" w:space="0" w:color="D8CCB6"/>
+              <w:right w:val="single" w:sz="4" w:space="0" w:color="D8CCB6"/>
+            </w:tcBorders>
+          </w:tcPr>
+          <w:p>
+            <w:pPr>
+              <w:pStyle w:val="DDTabellentext"/>
+              <w:jc w:val="center"/>
+            </w:pPr>
+            <w:r>
+              <w:rPr>
+                <w:sz w:val="17"/>
+              </w:rPr>
+              <w:t>20 %</w:t>
+            </w:r>
+          </w:p>
+        </w:tc>
+        <w:tc>
+          <w:tcPr>
+            <w:tcW w:type="dxa" w:w="1474"/>
+            <w:tcBorders>
+              <w:top w:val="single" w:sz="4" w:space="0" w:color="D8CCB6"/>
+              <w:left w:val="single" w:sz="4" w:space="0" w:color="D8CCB6"/>
+              <w:bottom w:val="single" w:sz="4" w:space="0" w:color="D8CCB6"/>
+              <w:right w:val="single" w:sz="4" w:space="0" w:color="D8CCB6"/>
+            </w:tcBorders>
+          </w:tcPr>
+          <w:p>
+            <w:pPr>
+              <w:pStyle w:val="DDTabellentext"/>
+              <w:jc w:val="center"/>
+            </w:pPr>
+            <w:r>
+              <w:rPr>
+                <w:sz w:val="17"/>
+              </w:rPr>
+              <w:t>9–12</w:t>
+            </w:r>
+          </w:p>
+        </w:tc>
+      </w:tr>
+      <w:tr>
+        <w:tc>
+          <w:tcPr>
+            <w:tcW w:type="dxa" w:w="1474"/>
+            <w:tcBorders>
+              <w:top w:val="single" w:sz="4" w:space="0" w:color="D8CCB6"/>
+              <w:left w:val="single" w:sz="4" w:space="0" w:color="D8CCB6"/>
+              <w:bottom w:val="single" w:sz="4" w:space="0" w:color="D8CCB6"/>
+              <w:right w:val="single" w:sz="4" w:space="0" w:color="D8CCB6"/>
+            </w:tcBorders>
+          </w:tcPr>
+          <w:p>
+            <w:pPr>
+              <w:pStyle w:val="DDTabellentext"/>
+              <w:jc w:val="center"/>
+            </w:pPr>
+            <w:r>
+              <w:rPr>
+                <w:sz w:val="17"/>
+              </w:rPr>
+              <w:t>0</w:t>
+            </w:r>
+          </w:p>
+        </w:tc>
+        <w:tc>
+          <w:tcPr>
+            <w:tcW w:type="dxa" w:w="850"/>
+            <w:tcBorders>
+              <w:top w:val="single" w:sz="4" w:space="0" w:color="D8CCB6"/>
+              <w:left w:val="single" w:sz="4" w:space="0" w:color="D8CCB6"/>
+              <w:bottom w:val="single" w:sz="4" w:space="0" w:color="D8CCB6"/>
+              <w:right w:val="single" w:sz="4" w:space="0" w:color="D8CCB6"/>
+            </w:tcBorders>
+          </w:tcPr>
+          <w:p>
+            <w:pPr>
+              <w:pStyle w:val="DDTabellentext"/>
+              <w:jc w:val="center"/>
+            </w:pPr>
+            <w:r>
+              <w:rPr>
+                <w:sz w:val="17"/>
+              </w:rPr>
+              <w:t>6</w:t>
+            </w:r>
+          </w:p>
+        </w:tc>
+        <w:tc>
+          <w:tcPr>
+            <w:tcW w:type="dxa" w:w="1361"/>
+            <w:tcBorders>
+              <w:top w:val="single" w:sz="4" w:space="0" w:color="D8CCB6"/>
+              <w:left w:val="single" w:sz="4" w:space="0" w:color="D8CCB6"/>
+              <w:bottom w:val="single" w:sz="4" w:space="0" w:color="D8CCB6"/>
+              <w:right w:val="single" w:sz="4" w:space="0" w:color="D8CCB6"/>
+            </w:tcBorders>
+          </w:tcPr>
+          <w:p>
+            <w:pPr>
+              <w:pStyle w:val="DDTabellentext"/>
+              <w:jc w:val="center"/>
+            </w:pPr>
+            <w:r>
+              <w:rPr>
+                <w:sz w:val="17"/>
+              </w:rPr>
+              <w:t>unter 20 %</w:t>
+            </w:r>
+          </w:p>
+        </w:tc>
+        <w:tc>
+          <w:tcPr>
+            <w:tcW w:type="dxa" w:w="1474"/>
+            <w:tcBorders>
+              <w:top w:val="single" w:sz="4" w:space="0" w:color="D8CCB6"/>
+              <w:left w:val="single" w:sz="4" w:space="0" w:color="D8CCB6"/>
+              <w:bottom w:val="single" w:sz="4" w:space="0" w:color="D8CCB6"/>
+              <w:right w:val="single" w:sz="4" w:space="0" w:color="D8CCB6"/>
+            </w:tcBorders>
+          </w:tcPr>
+          <w:p>
+            <w:pPr>
+              <w:pStyle w:val="DDTabellentext"/>
+              <w:jc w:val="center"/>
+            </w:pPr>
+            <w:r>
+              <w:rPr>
+                <w:sz w:val="17"/>
+              </w:rPr>
+              <w:t>0–8</w:t>
+            </w:r>
+          </w:p>
+        </w:tc>
+      </w:tr>
+    </w:tbl>
+    <w:p>
+      <w:pPr>
+        <w:spacing w:after="0" w:line="80" w:lineRule="exact"/>
+      </w:pPr>
     </w:p>
     <w:p>
       <w:pPr>

--- a/materialien/Akte7_Generalprobe/5_Erwartungshorizonte/DD_A7_Nachschreibklausur_gA_Erwartungshorizont.docx
+++ b/materialien/Akte7_Generalprobe/5_Erwartungshorizonte/DD_A7_Nachschreibklausur_gA_Erwartungshorizont.docx
@@ -9638,7 +9638,7 @@
         <w:t>Beurteilen</w:t>
       </w:r>
       <w:r>
-        <w:t xml:space="preserve"> Sie das Vorhaben der Theater-AG (Material 5) unter Bezug auf zwei Grundsätze der DSGVO. Grenzen Sie dabei Datenschutz und Datensicherheit voneinander ab. [5 BE]</w:t>
+        <w:t xml:space="preserve"> Sie das Vorhaben der Theater-AG (Material 5) unter Bezug auf zwei Grundsätze der DSGVO. Erläutern Sie dabei den Unterschied zwischen Datenschutz und Datensicherheit. [5 BE]</w:t>
       </w:r>
     </w:p>
     <w:tbl>

--- a/materialien/Akte7_Generalprobe/5_Erwartungshorizonte/DD_A7_Nachschreibklausur_gA_Erwartungshorizont.docx
+++ b/materialien/Akte7_Generalprobe/5_Erwartungshorizonte/DD_A7_Nachschreibklausur_gA_Erwartungshorizont.docx
@@ -82,7 +82,7 @@
                 <w:color w:val="46525E"/>
                 <w:sz w:val="18"/>
               </w:rPr>
-              <w:t>Bearbeitungszeit: 90 Minuten · Hilfsmittel: Operatorenübersicht · Gesamt: 45 BE</w:t>
+              <w:t>Bearbeitungszeit: 90 Minuten · Hilfsmittel: Operatorenübersicht, Ergänzende Hinweise §8 (Anlage) · Gesamt: 45 BE</w:t>
             </w:r>
           </w:p>
         </w:tc>
